--- a/Classies_Chronicles_Archives/Classies_Chronicles-Pilot_Season-Chapter_4.docx
+++ b/Classies_Chronicles_Archives/Classies_Chronicles-Pilot_Season-Chapter_4.docx
@@ -1278,7 +1278,7 @@
           <w:szCs w:val="28"/>
           <w:rtl w:val="0"/>
         </w:rPr>
-        <w:t xml:space="preserve">The following takes place between the time Enka leaves Bugis in July 2026 to early December 2026. </w:t>
+        <w:t xml:space="preserve">The following takes place between the time Enka leaves Bugis in July 2026 to early December 2026.</w:t>
       </w:r>
     </w:p>
     <w:p>
@@ -1312,6 +1312,23 @@
           <w:szCs w:val="28"/>
           <w:rtl w:val="0"/>
         </w:rPr>
+        <w:t xml:space="preserve">&lt;&lt;START CHAPTER 3 CONTINUATION&gt;&gt;</w:t>
+      </w:r>
+    </w:p>
+    <w:p>
+      <w:pPr>
+        <w:spacing w:after="240" w:before="240" w:lineRule="auto"/>
+        <w:rPr>
+          <w:sz w:val="28"/>
+          <w:szCs w:val="28"/>
+        </w:rPr>
+      </w:pPr>
+      <w:r>
+        <w:rPr>
+          <w:sz w:val="28"/>
+          <w:szCs w:val="28"/>
+          <w:rtl w:val="0"/>
+        </w:rPr>
         <w:t xml:space="preserve">As Enka’s team (including the recruits from Tunis, Arusha and Bugis) completes their assignments in Singapore, they start touring the area and get into ‘other personal business’ before starting on their next assignment in Oceania. After getting an eviction notice, Enka begins to notice his colleagues behaving oddly. A P9 was found in his apartment and he suspected the weapon was his roommate’s. Enka called the cops who came and did a little investigation before confiscating it. </w:t>
       </w:r>
     </w:p>
@@ -2366,6 +2383,40 @@
           <w:szCs w:val="28"/>
           <w:rtl w:val="0"/>
         </w:rPr>
+        <w:t xml:space="preserve">&lt;&lt;STOP CHAPTER 3 CONTINUATION&gt;&gt;</w:t>
+      </w:r>
+    </w:p>
+    <w:p>
+      <w:pPr>
+        <w:spacing w:after="240" w:before="240" w:lineRule="auto"/>
+        <w:rPr>
+          <w:sz w:val="28"/>
+          <w:szCs w:val="28"/>
+        </w:rPr>
+      </w:pPr>
+      <w:r>
+        <w:rPr>
+          <w:sz w:val="28"/>
+          <w:szCs w:val="28"/>
+          <w:rtl w:val="0"/>
+        </w:rPr>
+        <w:t xml:space="preserve">&lt;&lt;START CHAPTER 4&gt;&gt;</w:t>
+      </w:r>
+    </w:p>
+    <w:p>
+      <w:pPr>
+        <w:spacing w:after="240" w:before="240" w:lineRule="auto"/>
+        <w:rPr>
+          <w:sz w:val="28"/>
+          <w:szCs w:val="28"/>
+        </w:rPr>
+      </w:pPr>
+      <w:r>
+        <w:rPr>
+          <w:sz w:val="28"/>
+          <w:szCs w:val="28"/>
+          <w:rtl w:val="0"/>
+        </w:rPr>
         <w:t xml:space="preserve">As he meets random individuals, he becomes entangled in their life dilemmas and a suspected accomplice of a street gang involved in various criminal activities and have connections with the authorities, some of them side and assist the authorities. He fears he is being followed by the Tunisian cartel who believe he might have been the informant that coordinated with the Tunisian authorities to get their top dealers arrested. The deals were reported in the Tunisian news. If the Tunisian cartel followed him from Singapore, they might have taken his luggage and documents from his neighbor to investigate what he had been up to. His colleagues could also be in trouble so he feels some kind of responsibility as they were only on the journeys and assignments because of Enka. </w:t>
       </w:r>
     </w:p>
@@ -4857,6 +4908,23 @@
           <w:rtl w:val="0"/>
         </w:rPr>
         <w:t xml:space="preserve">This ends chapter 4 at mid October 2026 and prepares to start Chapter 5.</w:t>
+      </w:r>
+    </w:p>
+    <w:p>
+      <w:pPr>
+        <w:spacing w:after="240" w:before="240" w:lineRule="auto"/>
+        <w:rPr>
+          <w:sz w:val="28"/>
+          <w:szCs w:val="28"/>
+        </w:rPr>
+      </w:pPr>
+      <w:r>
+        <w:rPr>
+          <w:sz w:val="28"/>
+          <w:szCs w:val="28"/>
+          <w:rtl w:val="0"/>
+        </w:rPr>
+        <w:t xml:space="preserve">&lt;&lt;STOP CHAPTER 4&gt;&gt;</w:t>
       </w:r>
     </w:p>
     <w:p>

--- a/Classies_Chronicles_Archives/Classies_Chronicles-Pilot_Season-Chapter_4.docx
+++ b/Classies_Chronicles_Archives/Classies_Chronicles-Pilot_Season-Chapter_4.docx
@@ -1278,7 +1278,7 @@
           <w:szCs w:val="28"/>
           <w:rtl w:val="0"/>
         </w:rPr>
-        <w:t xml:space="preserve">The following takes place between the time Enka leaves Bugis in July 2026 to early December 2026.</w:t>
+        <w:t xml:space="preserve">The following takes place between the time Enka leaves Genting in August 2026 to mid October 2026.</w:t>
       </w:r>
     </w:p>
     <w:p>
@@ -1296,1094 +1296,6 @@
           <w:rtl w:val="0"/>
         </w:rPr>
         <w:t xml:space="preserve">Each episode is based on and references biblical passages, devotional verses, national constitutional laws and top current news headlines and published articles that are merged together and integrate Cu (Q) into the stories to develop a modernized contemporary-like biblical journey; going into detail about how Cu (Q) might have been involved in the headlines or published articles. </w:t>
-      </w:r>
-    </w:p>
-    <w:p>
-      <w:pPr>
-        <w:spacing w:after="240" w:before="240" w:lineRule="auto"/>
-        <w:rPr>
-          <w:sz w:val="28"/>
-          <w:szCs w:val="28"/>
-        </w:rPr>
-      </w:pPr>
-      <w:r>
-        <w:rPr>
-          <w:sz w:val="28"/>
-          <w:szCs w:val="28"/>
-          <w:rtl w:val="0"/>
-        </w:rPr>
-        <w:t xml:space="preserve">&lt;&lt;START CHAPTER 3 CONTINUATION&gt;&gt;</w:t>
-      </w:r>
-    </w:p>
-    <w:p>
-      <w:pPr>
-        <w:spacing w:after="240" w:before="240" w:lineRule="auto"/>
-        <w:rPr>
-          <w:sz w:val="28"/>
-          <w:szCs w:val="28"/>
-        </w:rPr>
-      </w:pPr>
-      <w:r>
-        <w:rPr>
-          <w:sz w:val="28"/>
-          <w:szCs w:val="28"/>
-          <w:rtl w:val="0"/>
-        </w:rPr>
-        <w:t xml:space="preserve">As Enka’s team (including the recruits from Tunis, Arusha and Bugis) completes their assignments in Singapore, they start touring the area and get into ‘other personal business’ before starting on their next assignment in Oceania. After getting an eviction notice, Enka begins to notice his colleagues behaving oddly. A P9 was found in his apartment and he suspected the weapon was his roommate’s. Enka called the cops who came and did a little investigation before confiscating it. </w:t>
-      </w:r>
-    </w:p>
-    <w:p>
-      <w:pPr>
-        <w:spacing w:after="240" w:before="240" w:lineRule="auto"/>
-        <w:rPr>
-          <w:sz w:val="28"/>
-          <w:szCs w:val="28"/>
-        </w:rPr>
-      </w:pPr>
-      <w:r>
-        <w:rPr>
-          <w:sz w:val="28"/>
-          <w:szCs w:val="28"/>
-          <w:rtl w:val="0"/>
-        </w:rPr>
-        <w:t xml:space="preserve">Enka overheard his roommate talking with a neighbor planning to get rid of him on the day he got evicted. Planning to plant some drugs on him and some other staged evidence to make it look like Enka had been dealing drugs in the neighborhood. This seemed like their plan to cover up some other incidents that they had been suspected of. After Enka heard this he had to find a way to get his stuff out of the apartment without them noticing that he was moving out. </w:t>
-      </w:r>
-    </w:p>
-    <w:p>
-      <w:pPr>
-        <w:spacing w:after="240" w:before="240" w:lineRule="auto"/>
-        <w:rPr>
-          <w:sz w:val="28"/>
-          <w:szCs w:val="28"/>
-        </w:rPr>
-      </w:pPr>
-      <w:r>
-        <w:rPr>
-          <w:sz w:val="28"/>
-          <w:szCs w:val="28"/>
-          <w:rtl w:val="0"/>
-        </w:rPr>
-        <w:t xml:space="preserve">The next day after overhearing the conversation. He went out to some car rentals for a getaway vehicle. He was in luck and procured a brand new cool Ford mustang, the latest model. He was surprised and at that moment he knew he had help from above. </w:t>
-      </w:r>
-    </w:p>
-    <w:p>
-      <w:pPr>
-        <w:spacing w:after="240" w:before="240" w:lineRule="auto"/>
-        <w:rPr>
-          <w:sz w:val="28"/>
-          <w:szCs w:val="28"/>
-        </w:rPr>
-      </w:pPr>
-      <w:r>
-        <w:rPr>
-          <w:sz w:val="28"/>
-          <w:szCs w:val="28"/>
-          <w:rtl w:val="0"/>
-        </w:rPr>
-        <w:t xml:space="preserve">His colleagues were surprised to see him with the new car, trying to figure out where he got the money from. His roommate and neighbors were even more surprised. The Koware Group had managed to wire transfer him some funds just a few days earlier. </w:t>
-      </w:r>
-    </w:p>
-    <w:p>
-      <w:pPr>
-        <w:spacing w:after="240" w:before="240" w:lineRule="auto"/>
-        <w:rPr>
-          <w:sz w:val="28"/>
-          <w:szCs w:val="28"/>
-        </w:rPr>
-      </w:pPr>
-      <w:r>
-        <w:rPr>
-          <w:sz w:val="28"/>
-          <w:szCs w:val="28"/>
-          <w:rtl w:val="0"/>
-        </w:rPr>
-        <w:t xml:space="preserve">Whilst cruising the streets in Singapore, he caught eyes with his deceased Tunisian girlfriend and soon discovers that some Tunisian agents, probably from the cartel, have been following him through Arusha and Singapore. He recognises one of them and they lock eyes for a moment. He no longer feels safe in Bugis and in fear of being abducted and victimized, Enka evades the Tunisian agents by immediately leaving Singapore. </w:t>
-      </w:r>
-    </w:p>
-    <w:p>
-      <w:pPr>
-        <w:spacing w:after="240" w:before="240" w:lineRule="auto"/>
-        <w:rPr>
-          <w:sz w:val="28"/>
-          <w:szCs w:val="28"/>
-        </w:rPr>
-      </w:pPr>
-      <w:r>
-        <w:rPr>
-          <w:sz w:val="28"/>
-          <w:szCs w:val="28"/>
-          <w:rtl w:val="0"/>
-        </w:rPr>
-        <w:t xml:space="preserve">It was the evening of Thursday 9th July 2026 when he got to his apartment and packed the last few bags that would not fit in the car. He had another plan to leave the extra bags with his neighbour since the apartment would be locked up the next day when the eviction would take effect.</w:t>
-      </w:r>
-    </w:p>
-    <w:p>
-      <w:pPr>
-        <w:spacing w:after="240" w:before="240" w:lineRule="auto"/>
-        <w:rPr>
-          <w:sz w:val="28"/>
-          <w:szCs w:val="28"/>
-        </w:rPr>
-      </w:pPr>
-      <w:r>
-        <w:rPr>
-          <w:sz w:val="28"/>
-          <w:szCs w:val="28"/>
-          <w:rtl w:val="0"/>
-        </w:rPr>
-        <w:t xml:space="preserve">Soon after dropping off some of the unnecessary luggage with his neighbors, a humming sound became audible. The lights flickered as he walked down the hallway and the sound got louder. Getting uncomfortable he walked faster and exited the apartment building. As he entered the car he realised that it was the Edubeam. </w:t>
-      </w:r>
-    </w:p>
-    <w:p>
-      <w:pPr>
-        <w:spacing w:after="240" w:before="240" w:lineRule="auto"/>
-        <w:rPr>
-          <w:sz w:val="28"/>
-          <w:szCs w:val="28"/>
-        </w:rPr>
-      </w:pPr>
-      <w:r>
-        <w:rPr>
-          <w:sz w:val="28"/>
-          <w:szCs w:val="28"/>
-          <w:rtl w:val="0"/>
-        </w:rPr>
-        <w:t xml:space="preserve">After experiencing a heavy dose of the ray, Enka soon found himself fully materialized outside one of his colleague's apartments near the university campus in Singapore. It was still mysterious how he got to his colleagues apartment. Maybe it was the cause of thought as he was wondering where he was going to go after he left the apartment. He was still not comfortable there because he felt he would still be followed. The place was so quiet and serene then his phone began to ring. It was his neighbor calling. Enka picked up and his neighbour asks, </w:t>
-      </w:r>
-    </w:p>
-    <w:p>
-      <w:pPr>
-        <w:spacing w:after="240" w:before="240" w:lineRule="auto"/>
-        <w:rPr>
-          <w:sz w:val="28"/>
-          <w:szCs w:val="28"/>
-        </w:rPr>
-      </w:pPr>
-      <w:r>
-        <w:rPr>
-          <w:sz w:val="28"/>
-          <w:szCs w:val="28"/>
-          <w:rtl w:val="0"/>
-        </w:rPr>
-        <w:t xml:space="preserve">Alex: “Where are you?“</w:t>
-      </w:r>
-    </w:p>
-    <w:p>
-      <w:pPr>
-        <w:spacing w:after="240" w:before="240" w:lineRule="auto"/>
-        <w:rPr>
-          <w:sz w:val="28"/>
-          <w:szCs w:val="28"/>
-        </w:rPr>
-      </w:pPr>
-      <w:r>
-        <w:rPr>
-          <w:sz w:val="28"/>
-          <w:szCs w:val="28"/>
-          <w:rtl w:val="0"/>
-        </w:rPr>
-        <w:t xml:space="preserve">Enka: Why what's up? </w:t>
-      </w:r>
-    </w:p>
-    <w:p>
-      <w:pPr>
-        <w:spacing w:after="240" w:before="240" w:lineRule="auto"/>
-        <w:rPr>
-          <w:sz w:val="28"/>
-          <w:szCs w:val="28"/>
-        </w:rPr>
-      </w:pPr>
-      <w:r>
-        <w:rPr>
-          <w:sz w:val="28"/>
-          <w:szCs w:val="28"/>
-          <w:rtl w:val="0"/>
-        </w:rPr>
-        <w:t xml:space="preserve">Alex: Your roommate wants to say goodbye properly. </w:t>
-      </w:r>
-    </w:p>
-    <w:p>
-      <w:pPr>
-        <w:spacing w:after="240" w:before="240" w:lineRule="auto"/>
-        <w:rPr>
-          <w:sz w:val="28"/>
-          <w:szCs w:val="28"/>
-        </w:rPr>
-      </w:pPr>
-      <w:r>
-        <w:rPr>
-          <w:sz w:val="28"/>
-          <w:szCs w:val="28"/>
-          <w:rtl w:val="0"/>
-        </w:rPr>
-        <w:t xml:space="preserve">Enka: Maan, I already left. </w:t>
-      </w:r>
-    </w:p>
-    <w:p>
-      <w:pPr>
-        <w:spacing w:after="240" w:before="240" w:lineRule="auto"/>
-        <w:rPr>
-          <w:sz w:val="28"/>
-          <w:szCs w:val="28"/>
-        </w:rPr>
-      </w:pPr>
-      <w:r>
-        <w:rPr>
-          <w:sz w:val="28"/>
-          <w:szCs w:val="28"/>
-          <w:rtl w:val="0"/>
-        </w:rPr>
-        <w:t xml:space="preserve">Alex: Where did you pass, come back around. </w:t>
-      </w:r>
-    </w:p>
-    <w:p>
-      <w:pPr>
-        <w:spacing w:after="240" w:before="240" w:lineRule="auto"/>
-        <w:rPr>
-          <w:sz w:val="28"/>
-          <w:szCs w:val="28"/>
-        </w:rPr>
-      </w:pPr>
-      <w:r>
-        <w:rPr>
-          <w:sz w:val="28"/>
-          <w:szCs w:val="28"/>
-          <w:rtl w:val="0"/>
-        </w:rPr>
-        <w:t xml:space="preserve">Enka hangs up the call knowing what was up. He gets out of the car to meet his colleagues playing Soul Calibur. They seem surprised to see him at that time of night. He was just as surprised to meet them still up and lounging at that time. </w:t>
-      </w:r>
-    </w:p>
-    <w:p>
-      <w:pPr>
-        <w:spacing w:after="240" w:before="240" w:lineRule="auto"/>
-        <w:rPr>
-          <w:sz w:val="28"/>
-          <w:szCs w:val="28"/>
-        </w:rPr>
-      </w:pPr>
-      <w:r>
-        <w:rPr>
-          <w:sz w:val="28"/>
-          <w:szCs w:val="28"/>
-          <w:rtl w:val="0"/>
-        </w:rPr>
-        <w:t xml:space="preserve">Enka: Is this what you guys have been getting up to whilst I'm staying in the shack I just got evicted from down town I. Bugis? </w:t>
-      </w:r>
-    </w:p>
-    <w:p>
-      <w:pPr>
-        <w:spacing w:after="240" w:before="240" w:lineRule="auto"/>
-        <w:rPr>
-          <w:sz w:val="28"/>
-          <w:szCs w:val="28"/>
-        </w:rPr>
-      </w:pPr>
-      <w:r>
-        <w:rPr>
-          <w:sz w:val="28"/>
-          <w:szCs w:val="28"/>
-          <w:rtl w:val="0"/>
-        </w:rPr>
-        <w:t xml:space="preserve">As he stayed for a few minutes his colleagues also started acting odd, leading him to suspect their involvement with the authorities, or even worse, the Tunisian cartel or his neighbor. He leaves after an hour not knowing where to go then he opens the map searching till he lands on Genting, the Las Vegas of Malaysia. He sets off, following the map and noticing he was being followed. He came to the conclusion that his device was probably being tracked. One thing was for sure though, they had no idea where he was going. </w:t>
-      </w:r>
-    </w:p>
-    <w:p>
-      <w:pPr>
-        <w:spacing w:after="240" w:before="240" w:lineRule="auto"/>
-        <w:rPr>
-          <w:sz w:val="28"/>
-          <w:szCs w:val="28"/>
-        </w:rPr>
-      </w:pPr>
-      <w:r>
-        <w:rPr>
-          <w:sz w:val="28"/>
-          <w:szCs w:val="28"/>
-          <w:rtl w:val="0"/>
-        </w:rPr>
-        <w:t xml:space="preserve">As he got closer to the Singapore border he recalled that required a visa to enter Malaysia. The energy surge in him from the Edubeam was still very high and it gave a very light pinkish-purplish aura around his whole body. His eyes glowed as he neared the border and aura began to spread around the whole car. In a moment the whole vehicle was sucked into a void then exited from a void on the other side of the Malaysian border. He exclaimed at the top of his voice, </w:t>
-      </w:r>
-    </w:p>
-    <w:p>
-      <w:pPr>
-        <w:spacing w:after="240" w:before="240" w:lineRule="auto"/>
-        <w:rPr>
-          <w:sz w:val="28"/>
-          <w:szCs w:val="28"/>
-        </w:rPr>
-      </w:pPr>
-      <w:r>
-        <w:rPr>
-          <w:sz w:val="28"/>
-          <w:szCs w:val="28"/>
-          <w:rtl w:val="0"/>
-        </w:rPr>
-        <w:t xml:space="preserve">Enka: Wooaw! </w:t>
-      </w:r>
-    </w:p>
-    <w:p>
-      <w:pPr>
-        <w:spacing w:after="240" w:before="240" w:lineRule="auto"/>
-        <w:rPr>
-          <w:sz w:val="28"/>
-          <w:szCs w:val="28"/>
-        </w:rPr>
-      </w:pPr>
-      <w:r>
-        <w:rPr>
-          <w:sz w:val="28"/>
-          <w:szCs w:val="28"/>
-          <w:rtl w:val="0"/>
-        </w:rPr>
-        <w:t xml:space="preserve">He continued on the highway to Genting exclaiming, then later switching through radio stations. It was a long drive but felt like a moment. </w:t>
-      </w:r>
-    </w:p>
-    <w:p>
-      <w:pPr>
-        <w:spacing w:after="240" w:before="240" w:lineRule="auto"/>
-        <w:rPr>
-          <w:sz w:val="28"/>
-          <w:szCs w:val="28"/>
-        </w:rPr>
-      </w:pPr>
-      <w:r>
-        <w:rPr>
-          <w:sz w:val="28"/>
-          <w:szCs w:val="28"/>
-          <w:rtl w:val="0"/>
-        </w:rPr>
-        <w:t xml:space="preserve">Arriving in Genting at sunrise, he sees the wondrous place before his eyes like a dream. Surprised and excited he finds the best hotel then rents a room. He calls one of his colleagues in Singapore and lets her know he is in Genting. She had really wanted to go with him as they had discussed before. She gets annoyed because she wanted to go with him and he left without her. He lives lavishly at the casino hotel, and at Blackjack tables and riding in limousines with random people. </w:t>
-      </w:r>
-    </w:p>
-    <w:p>
-      <w:pPr>
-        <w:spacing w:after="240" w:before="240" w:lineRule="auto"/>
-        <w:rPr>
-          <w:sz w:val="28"/>
-          <w:szCs w:val="28"/>
-        </w:rPr>
-      </w:pPr>
-      <w:r>
-        <w:rPr>
-          <w:sz w:val="28"/>
-          <w:szCs w:val="28"/>
-          <w:rtl w:val="0"/>
-        </w:rPr>
-        <w:t xml:space="preserve">One evening he meets Robert, a limo driver offering a really affordable cruise around the town. Finding it unbelievable he takes the offer and gets into the limo. Whilst cruising, he sees a group of four ladies who look like they are dressed and ready to party. He asks Robert to stop so he can pick up the ladies. Enka gets out of the limo and approaches the ladies, </w:t>
-      </w:r>
-    </w:p>
-    <w:p>
-      <w:pPr>
-        <w:spacing w:after="240" w:before="240" w:lineRule="auto"/>
-        <w:rPr>
-          <w:sz w:val="28"/>
-          <w:szCs w:val="28"/>
-        </w:rPr>
-      </w:pPr>
-      <w:r>
-        <w:rPr>
-          <w:sz w:val="28"/>
-          <w:szCs w:val="28"/>
-          <w:rtl w:val="0"/>
-        </w:rPr>
-        <w:t xml:space="preserve">Enka: Sup for tonight ladies? </w:t>
-      </w:r>
-    </w:p>
-    <w:p>
-      <w:pPr>
-        <w:spacing w:after="240" w:before="240" w:lineRule="auto"/>
-        <w:rPr>
-          <w:sz w:val="28"/>
-          <w:szCs w:val="28"/>
-        </w:rPr>
-      </w:pPr>
-      <w:r>
-        <w:rPr>
-          <w:sz w:val="28"/>
-          <w:szCs w:val="28"/>
-          <w:rtl w:val="0"/>
-        </w:rPr>
-        <w:t xml:space="preserve">Lady 1: The usual walking through the city and partying. </w:t>
-      </w:r>
-    </w:p>
-    <w:p>
-      <w:pPr>
-        <w:spacing w:after="240" w:before="240" w:lineRule="auto"/>
-        <w:rPr>
-          <w:sz w:val="28"/>
-          <w:szCs w:val="28"/>
-        </w:rPr>
-      </w:pPr>
-      <w:r>
-        <w:rPr>
-          <w:sz w:val="28"/>
-          <w:szCs w:val="28"/>
-          <w:rtl w:val="0"/>
-        </w:rPr>
-        <w:t xml:space="preserve">Enka: Wana cruise in the limo with me for a minute? </w:t>
-      </w:r>
-    </w:p>
-    <w:p>
-      <w:pPr>
-        <w:spacing w:after="240" w:before="240" w:lineRule="auto"/>
-        <w:rPr>
-          <w:sz w:val="28"/>
-          <w:szCs w:val="28"/>
-        </w:rPr>
-      </w:pPr>
-      <w:r>
-        <w:rPr>
-          <w:sz w:val="28"/>
-          <w:szCs w:val="28"/>
-          <w:rtl w:val="0"/>
-        </w:rPr>
-        <w:t xml:space="preserve">Lady 2: What!? We don't even know who you are! We can't just cruise with a stranger! </w:t>
-      </w:r>
-    </w:p>
-    <w:p>
-      <w:pPr>
-        <w:spacing w:after="240" w:before="240" w:lineRule="auto"/>
-        <w:rPr>
-          <w:sz w:val="28"/>
-          <w:szCs w:val="28"/>
-        </w:rPr>
-      </w:pPr>
-      <w:r>
-        <w:rPr>
-          <w:sz w:val="28"/>
-          <w:szCs w:val="28"/>
-          <w:rtl w:val="0"/>
-        </w:rPr>
-        <w:t xml:space="preserve">Enka: I’m Q, spelt C U. </w:t>
-      </w:r>
-    </w:p>
-    <w:p>
-      <w:pPr>
-        <w:spacing w:after="240" w:before="240" w:lineRule="auto"/>
-        <w:rPr>
-          <w:sz w:val="28"/>
-          <w:szCs w:val="28"/>
-        </w:rPr>
-      </w:pPr>
-      <w:r>
-        <w:rPr>
-          <w:sz w:val="28"/>
-          <w:szCs w:val="28"/>
-          <w:rtl w:val="0"/>
-        </w:rPr>
-        <w:t xml:space="preserve">Lady 3: Cu, is that your real name? </w:t>
-      </w:r>
-    </w:p>
-    <w:p>
-      <w:pPr>
-        <w:spacing w:after="240" w:before="240" w:lineRule="auto"/>
-        <w:rPr>
-          <w:sz w:val="28"/>
-          <w:szCs w:val="28"/>
-        </w:rPr>
-      </w:pPr>
-      <w:r>
-        <w:rPr>
-          <w:sz w:val="28"/>
-          <w:szCs w:val="28"/>
-          <w:rtl w:val="0"/>
-        </w:rPr>
-        <w:t xml:space="preserve">Enka: Obviously my nickname. Who's mama would call their son Cu? It's short for Cupid. </w:t>
-      </w:r>
-    </w:p>
-    <w:p>
-      <w:pPr>
-        <w:spacing w:after="240" w:before="240" w:lineRule="auto"/>
-        <w:rPr>
-          <w:sz w:val="28"/>
-          <w:szCs w:val="28"/>
-        </w:rPr>
-      </w:pPr>
-      <w:r>
-        <w:rPr>
-          <w:sz w:val="28"/>
-          <w:szCs w:val="28"/>
-          <w:rtl w:val="0"/>
-        </w:rPr>
-        <w:t xml:space="preserve">Lady 4 begins to giggle and the other ladies almost start to as well. </w:t>
-      </w:r>
-    </w:p>
-    <w:p>
-      <w:pPr>
-        <w:spacing w:after="240" w:before="240" w:lineRule="auto"/>
-        <w:rPr>
-          <w:sz w:val="28"/>
-          <w:szCs w:val="28"/>
-        </w:rPr>
-      </w:pPr>
-      <w:r>
-        <w:rPr>
-          <w:sz w:val="28"/>
-          <w:szCs w:val="28"/>
-          <w:rtl w:val="0"/>
-        </w:rPr>
-        <w:t xml:space="preserve">Lady 2: So Cupid is your real name? </w:t>
-      </w:r>
-    </w:p>
-    <w:p>
-      <w:pPr>
-        <w:spacing w:after="240" w:before="240" w:lineRule="auto"/>
-        <w:rPr>
-          <w:sz w:val="28"/>
-          <w:szCs w:val="28"/>
-        </w:rPr>
-      </w:pPr>
-      <w:r>
-        <w:rPr>
-          <w:sz w:val="28"/>
-          <w:szCs w:val="28"/>
-          <w:rtl w:val="0"/>
-        </w:rPr>
-        <w:t xml:space="preserve">Enka: That's another long story. Are we cruising or what? The driver’s waiting. </w:t>
-      </w:r>
-    </w:p>
-    <w:p>
-      <w:pPr>
-        <w:spacing w:after="240" w:before="240" w:lineRule="auto"/>
-        <w:rPr>
-          <w:sz w:val="28"/>
-          <w:szCs w:val="28"/>
-        </w:rPr>
-      </w:pPr>
-      <w:r>
-        <w:rPr>
-          <w:sz w:val="28"/>
-          <w:szCs w:val="28"/>
-          <w:rtl w:val="0"/>
-        </w:rPr>
-        <w:t xml:space="preserve">Lady 1: Okay, let's go. Where are we going though? </w:t>
-      </w:r>
-    </w:p>
-    <w:p>
-      <w:pPr>
-        <w:spacing w:after="240" w:before="240" w:lineRule="auto"/>
-        <w:rPr>
-          <w:sz w:val="28"/>
-          <w:szCs w:val="28"/>
-        </w:rPr>
-      </w:pPr>
-      <w:r>
-        <w:rPr>
-          <w:sz w:val="28"/>
-          <w:szCs w:val="28"/>
-          <w:rtl w:val="0"/>
-        </w:rPr>
-        <w:t xml:space="preserve">Enka: Well, we could drop you ladies off at this other hotel, I heard there's a party with some celebs there tonight. It's about 20 minutes away. </w:t>
-      </w:r>
-    </w:p>
-    <w:p>
-      <w:pPr>
-        <w:spacing w:after="240" w:before="240" w:lineRule="auto"/>
-        <w:rPr>
-          <w:sz w:val="28"/>
-          <w:szCs w:val="28"/>
-        </w:rPr>
-      </w:pPr>
-      <w:r>
-        <w:rPr>
-          <w:sz w:val="28"/>
-          <w:szCs w:val="28"/>
-          <w:rtl w:val="0"/>
-        </w:rPr>
-        <w:t xml:space="preserve">Lady 1: Okay let's go. </w:t>
-      </w:r>
-    </w:p>
-    <w:p>
-      <w:pPr>
-        <w:spacing w:after="240" w:before="240" w:lineRule="auto"/>
-        <w:rPr>
-          <w:sz w:val="28"/>
-          <w:szCs w:val="28"/>
-        </w:rPr>
-      </w:pPr>
-      <w:r>
-        <w:rPr>
-          <w:sz w:val="28"/>
-          <w:szCs w:val="28"/>
-          <w:rtl w:val="0"/>
-        </w:rPr>
-        <w:t xml:space="preserve">As they were cruising one of the ladies started flashing her thighs at Enka. He kept his cool as they started a conversation. One of the ladies asked where he was staying and if she could spend the night with him. Enka started feeling uneasy just then when stories of guys getting robbed in their hotel rooms started to load in his mind.</w:t>
-      </w:r>
-    </w:p>
-    <w:p>
-      <w:pPr>
-        <w:spacing w:after="240" w:before="240" w:lineRule="auto"/>
-        <w:rPr>
-          <w:sz w:val="28"/>
-          <w:szCs w:val="28"/>
-        </w:rPr>
-      </w:pPr>
-      <w:r>
-        <w:rPr>
-          <w:sz w:val="28"/>
-          <w:szCs w:val="28"/>
-          <w:rtl w:val="0"/>
-        </w:rPr>
-        <w:t xml:space="preserve">Lady 1: I saw your little finger looks swollen. </w:t>
-      </w:r>
-    </w:p>
-    <w:p>
-      <w:pPr>
-        <w:spacing w:after="240" w:before="240" w:lineRule="auto"/>
-        <w:rPr>
-          <w:sz w:val="28"/>
-          <w:szCs w:val="28"/>
-        </w:rPr>
-      </w:pPr>
-      <w:r>
-        <w:rPr>
-          <w:sz w:val="28"/>
-          <w:szCs w:val="28"/>
-          <w:rtl w:val="0"/>
-        </w:rPr>
-        <w:t xml:space="preserve">Enka: How did you see that though? </w:t>
-      </w:r>
-    </w:p>
-    <w:p>
-      <w:pPr>
-        <w:spacing w:after="240" w:before="240" w:lineRule="auto"/>
-        <w:rPr>
-          <w:sz w:val="28"/>
-          <w:szCs w:val="28"/>
-        </w:rPr>
-      </w:pPr>
-      <w:r>
-        <w:rPr>
-          <w:sz w:val="28"/>
-          <w:szCs w:val="28"/>
-          <w:rtl w:val="0"/>
-        </w:rPr>
-        <w:t xml:space="preserve">Enka realized that the ladies had checked him out to the bone. Just then they arrived at the hotel where they got down. When Enka stayed in the limo they realized he wasn't going with them. </w:t>
-      </w:r>
-    </w:p>
-    <w:p>
-      <w:pPr>
-        <w:spacing w:after="240" w:before="240" w:lineRule="auto"/>
-        <w:rPr>
-          <w:sz w:val="28"/>
-          <w:szCs w:val="28"/>
-        </w:rPr>
-      </w:pPr>
-      <w:r>
-        <w:rPr>
-          <w:sz w:val="28"/>
-          <w:szCs w:val="28"/>
-          <w:rtl w:val="0"/>
-        </w:rPr>
-        <w:t xml:space="preserve">Ladies: Bye Cu! </w:t>
-      </w:r>
-    </w:p>
-    <w:p>
-      <w:pPr>
-        <w:spacing w:after="240" w:before="240" w:lineRule="auto"/>
-        <w:rPr>
-          <w:sz w:val="28"/>
-          <w:szCs w:val="28"/>
-        </w:rPr>
-      </w:pPr>
-      <w:r>
-        <w:rPr>
-          <w:sz w:val="28"/>
-          <w:szCs w:val="28"/>
-          <w:rtl w:val="0"/>
-        </w:rPr>
-        <w:t xml:space="preserve">Enka waved back as the limo drove off and Robert dropped Enka off at another location just a few minutes away where he continued walking through the city. </w:t>
-      </w:r>
-    </w:p>
-    <w:p>
-      <w:pPr>
-        <w:spacing w:after="240" w:before="240" w:lineRule="auto"/>
-        <w:rPr>
-          <w:sz w:val="28"/>
-          <w:szCs w:val="28"/>
-        </w:rPr>
-      </w:pPr>
-      <w:r>
-        <w:rPr>
-          <w:sz w:val="28"/>
-          <w:szCs w:val="28"/>
-          <w:rtl w:val="0"/>
-        </w:rPr>
-        <w:t xml:space="preserve">Cruising through the Genting streets Enka gets a flat tyre then drives to vulcanizer. By the time he gets there the rim of the wheel is a bit rugged from rolling on the ground. The vulcanizer takes a look at the tyres then tells Enka that the rim with the flat tyre is totally damaged and would need to be changed. Enka looks suspiciously at the vulcanizer as though he is being ripped off and forced to buy a new rim and tyre. Seeing as though he has no choice he makes the purchase. As the vulcanizer changes the wheel Enka starts up a friendly conversation, </w:t>
-      </w:r>
-    </w:p>
-    <w:p>
-      <w:pPr>
-        <w:spacing w:after="240" w:before="240" w:lineRule="auto"/>
-        <w:rPr>
-          <w:sz w:val="28"/>
-          <w:szCs w:val="28"/>
-        </w:rPr>
-      </w:pPr>
-      <w:r>
-        <w:rPr>
-          <w:sz w:val="28"/>
-          <w:szCs w:val="28"/>
-          <w:rtl w:val="0"/>
-        </w:rPr>
-        <w:t xml:space="preserve">Enka: So where are you from? </w:t>
-      </w:r>
-    </w:p>
-    <w:p>
-      <w:pPr>
-        <w:spacing w:after="240" w:before="240" w:lineRule="auto"/>
-        <w:rPr>
-          <w:sz w:val="28"/>
-          <w:szCs w:val="28"/>
-        </w:rPr>
-      </w:pPr>
-      <w:r>
-        <w:rPr>
-          <w:sz w:val="28"/>
-          <w:szCs w:val="28"/>
-          <w:rtl w:val="0"/>
-        </w:rPr>
-        <w:t xml:space="preserve">Vulcanizer: I'm from Genting here. </w:t>
-      </w:r>
-    </w:p>
-    <w:p>
-      <w:pPr>
-        <w:spacing w:after="240" w:before="240" w:lineRule="auto"/>
-        <w:rPr>
-          <w:sz w:val="28"/>
-          <w:szCs w:val="28"/>
-        </w:rPr>
-      </w:pPr>
-      <w:r>
-        <w:rPr>
-          <w:sz w:val="28"/>
-          <w:szCs w:val="28"/>
-          <w:rtl w:val="0"/>
-        </w:rPr>
-        <w:t xml:space="preserve">Enka: Really!? You lived in Genting all your life?</w:t>
-      </w:r>
-    </w:p>
-    <w:p>
-      <w:pPr>
-        <w:spacing w:after="240" w:before="240" w:lineRule="auto"/>
-        <w:rPr>
-          <w:sz w:val="28"/>
-          <w:szCs w:val="28"/>
-        </w:rPr>
-      </w:pPr>
-      <w:r>
-        <w:rPr>
-          <w:sz w:val="28"/>
-          <w:szCs w:val="28"/>
-          <w:rtl w:val="0"/>
-        </w:rPr>
-        <w:t xml:space="preserve">Vulcanizer: Yes, I went to school here too from nursery to college.</w:t>
-      </w:r>
-    </w:p>
-    <w:p>
-      <w:pPr>
-        <w:spacing w:after="240" w:before="240" w:lineRule="auto"/>
-        <w:rPr>
-          <w:sz w:val="28"/>
-          <w:szCs w:val="28"/>
-        </w:rPr>
-      </w:pPr>
-      <w:r>
-        <w:rPr>
-          <w:sz w:val="28"/>
-          <w:szCs w:val="28"/>
-          <w:rtl w:val="0"/>
-        </w:rPr>
-        <w:t xml:space="preserve">Enka was really surprised. </w:t>
-      </w:r>
-    </w:p>
-    <w:p>
-      <w:pPr>
-        <w:spacing w:after="240" w:before="240" w:lineRule="auto"/>
-        <w:rPr>
-          <w:sz w:val="28"/>
-          <w:szCs w:val="28"/>
-        </w:rPr>
-      </w:pPr>
-      <w:r>
-        <w:rPr>
-          <w:sz w:val="28"/>
-          <w:szCs w:val="28"/>
-          <w:rtl w:val="0"/>
-        </w:rPr>
-        <w:t xml:space="preserve">Enka: Really!? </w:t>
-      </w:r>
-    </w:p>
-    <w:p>
-      <w:pPr>
-        <w:spacing w:after="240" w:before="240" w:lineRule="auto"/>
-        <w:rPr>
-          <w:sz w:val="28"/>
-          <w:szCs w:val="28"/>
-        </w:rPr>
-      </w:pPr>
-      <w:r>
-        <w:rPr>
-          <w:sz w:val="28"/>
-          <w:szCs w:val="28"/>
-          <w:rtl w:val="0"/>
-        </w:rPr>
-        <w:t xml:space="preserve">Vulcanizer: Yeh, but I have travelled to a few other places in Malaysia. </w:t>
-      </w:r>
-    </w:p>
-    <w:p>
-      <w:pPr>
-        <w:spacing w:after="240" w:before="240" w:lineRule="auto"/>
-        <w:rPr>
-          <w:sz w:val="28"/>
-          <w:szCs w:val="28"/>
-        </w:rPr>
-      </w:pPr>
-      <w:r>
-        <w:rPr>
-          <w:sz w:val="28"/>
-          <w:szCs w:val="28"/>
-          <w:rtl w:val="0"/>
-        </w:rPr>
-        <w:t xml:space="preserve">Enka: Oh, okay. So you've travelled outside Malaysia? </w:t>
-      </w:r>
-    </w:p>
-    <w:p>
-      <w:pPr>
-        <w:spacing w:after="240" w:before="240" w:lineRule="auto"/>
-        <w:rPr>
-          <w:sz w:val="28"/>
-          <w:szCs w:val="28"/>
-        </w:rPr>
-      </w:pPr>
-      <w:r>
-        <w:rPr>
-          <w:sz w:val="28"/>
-          <w:szCs w:val="28"/>
-          <w:rtl w:val="0"/>
-        </w:rPr>
-        <w:t xml:space="preserve">Vulcanizer: No, never outside Malaysia. </w:t>
-      </w:r>
-    </w:p>
-    <w:p>
-      <w:pPr>
-        <w:spacing w:after="240" w:before="240" w:lineRule="auto"/>
-        <w:rPr>
-          <w:sz w:val="28"/>
-          <w:szCs w:val="28"/>
-        </w:rPr>
-      </w:pPr>
-      <w:r>
-        <w:rPr>
-          <w:sz w:val="28"/>
-          <w:szCs w:val="28"/>
-          <w:rtl w:val="0"/>
-        </w:rPr>
-        <w:t xml:space="preserve">Enka was surprised that a person could actually be born and raised in Genting.</w:t>
-      </w:r>
-    </w:p>
-    <w:p>
-      <w:pPr>
-        <w:spacing w:after="240" w:before="240" w:lineRule="auto"/>
-        <w:rPr>
-          <w:sz w:val="28"/>
-          <w:szCs w:val="28"/>
-        </w:rPr>
-      </w:pPr>
-      <w:r>
-        <w:rPr>
-          <w:sz w:val="28"/>
-          <w:szCs w:val="28"/>
-          <w:rtl w:val="0"/>
-        </w:rPr>
-        <w:t xml:space="preserve">Vulcanizer: What about you; I hear an accent in your talk. Where are you from? </w:t>
-      </w:r>
-    </w:p>
-    <w:p>
-      <w:pPr>
-        <w:spacing w:after="240" w:before="240" w:lineRule="auto"/>
-        <w:rPr>
-          <w:sz w:val="28"/>
-          <w:szCs w:val="28"/>
-        </w:rPr>
-      </w:pPr>
-      <w:r>
-        <w:rPr>
-          <w:sz w:val="28"/>
-          <w:szCs w:val="28"/>
-          <w:rtl w:val="0"/>
-        </w:rPr>
-        <w:t xml:space="preserve">Enka: That one is a long story but just say I was born in Ghana. Do you know where that is?</w:t>
-      </w:r>
-    </w:p>
-    <w:p>
-      <w:pPr>
-        <w:spacing w:after="240" w:before="240" w:lineRule="auto"/>
-        <w:rPr>
-          <w:sz w:val="28"/>
-          <w:szCs w:val="28"/>
-        </w:rPr>
-      </w:pPr>
-      <w:r>
-        <w:rPr>
-          <w:sz w:val="28"/>
-          <w:szCs w:val="28"/>
-          <w:rtl w:val="0"/>
-        </w:rPr>
-        <w:t xml:space="preserve">Vulcanizer: No not really, but I think I have heard of it before. I know where Africa is on the map though. </w:t>
-      </w:r>
-    </w:p>
-    <w:p>
-      <w:pPr>
-        <w:spacing w:after="240" w:before="240" w:lineRule="auto"/>
-        <w:rPr>
-          <w:sz w:val="28"/>
-          <w:szCs w:val="28"/>
-        </w:rPr>
-      </w:pPr>
-      <w:r>
-        <w:rPr>
-          <w:sz w:val="28"/>
-          <w:szCs w:val="28"/>
-          <w:rtl w:val="0"/>
-        </w:rPr>
-        <w:t xml:space="preserve">Enka: Yeh, it's in West Africa. </w:t>
-      </w:r>
-    </w:p>
-    <w:p>
-      <w:pPr>
-        <w:spacing w:after="240" w:before="240" w:lineRule="auto"/>
-        <w:rPr>
-          <w:sz w:val="28"/>
-          <w:szCs w:val="28"/>
-        </w:rPr>
-      </w:pPr>
-      <w:r>
-        <w:rPr>
-          <w:sz w:val="28"/>
-          <w:szCs w:val="28"/>
-          <w:rtl w:val="0"/>
-        </w:rPr>
-        <w:t xml:space="preserve">Vulcanizer: Okay that is really far. Why are you here in Genting? </w:t>
-      </w:r>
-    </w:p>
-    <w:p>
-      <w:pPr>
-        <w:spacing w:after="240" w:before="240" w:lineRule="auto"/>
-        <w:rPr>
-          <w:sz w:val="28"/>
-          <w:szCs w:val="28"/>
-        </w:rPr>
-      </w:pPr>
-      <w:r>
-        <w:rPr>
-          <w:sz w:val="28"/>
-          <w:szCs w:val="28"/>
-          <w:rtl w:val="0"/>
-        </w:rPr>
-        <w:t xml:space="preserve">Enka: That's also another long story. </w:t>
-      </w:r>
-    </w:p>
-    <w:p>
-      <w:pPr>
-        <w:spacing w:after="240" w:before="240" w:lineRule="auto"/>
-        <w:rPr>
-          <w:sz w:val="28"/>
-          <w:szCs w:val="28"/>
-        </w:rPr>
-      </w:pPr>
-      <w:r>
-        <w:rPr>
-          <w:sz w:val="28"/>
-          <w:szCs w:val="28"/>
-          <w:rtl w:val="0"/>
-        </w:rPr>
-        <w:t xml:space="preserve">The vulcanizer was done replacing Enka's wheel in a few moments. Just before Enka left he reached out, </w:t>
-      </w:r>
-    </w:p>
-    <w:p>
-      <w:pPr>
-        <w:spacing w:after="240" w:before="240" w:lineRule="auto"/>
-        <w:rPr>
-          <w:sz w:val="28"/>
-          <w:szCs w:val="28"/>
-        </w:rPr>
-      </w:pPr>
-      <w:r>
-        <w:rPr>
-          <w:sz w:val="28"/>
-          <w:szCs w:val="28"/>
-          <w:rtl w:val="0"/>
-        </w:rPr>
-        <w:t xml:space="preserve">Enka: Could I get your contact? Maybe you could show me around Genting a bit more. </w:t>
-      </w:r>
-    </w:p>
-    <w:p>
-      <w:pPr>
-        <w:spacing w:after="240" w:before="240" w:lineRule="auto"/>
-        <w:rPr>
-          <w:sz w:val="28"/>
-          <w:szCs w:val="28"/>
-        </w:rPr>
-      </w:pPr>
-      <w:r>
-        <w:rPr>
-          <w:sz w:val="28"/>
-          <w:szCs w:val="28"/>
-          <w:rtl w:val="0"/>
-        </w:rPr>
-        <w:t xml:space="preserve">Vulcanizer: Sure! </w:t>
-      </w:r>
-    </w:p>
-    <w:p>
-      <w:pPr>
-        <w:spacing w:after="240" w:before="240" w:lineRule="auto"/>
-        <w:rPr>
-          <w:sz w:val="28"/>
-          <w:szCs w:val="28"/>
-        </w:rPr>
-      </w:pPr>
-      <w:r>
-        <w:rPr>
-          <w:sz w:val="28"/>
-          <w:szCs w:val="28"/>
-          <w:rtl w:val="0"/>
-        </w:rPr>
-        <w:t xml:space="preserve">The vulcanizer exchanged contact details with Enka then after a few moments Enka was off, heading back to his hotel room. </w:t>
-      </w:r>
-    </w:p>
-    <w:p>
-      <w:pPr>
-        <w:spacing w:after="240" w:before="240" w:lineRule="auto"/>
-        <w:rPr>
-          <w:sz w:val="28"/>
-          <w:szCs w:val="28"/>
-        </w:rPr>
-      </w:pPr>
-      <w:r>
-        <w:rPr>
-          <w:sz w:val="28"/>
-          <w:szCs w:val="28"/>
-          <w:rtl w:val="0"/>
-        </w:rPr>
-        <w:t xml:space="preserve">As his money runs low after a few weeks he leaves the hotel and disappears into Kuala Lumpur's street life where he would be till the end of the year, hoping to lose the Tunisian’s tailing him and hopefully buy himself some time to figure out what's been going on before reconnecting with his colleagues and the Koware Group in Accra. The car rental expires and the car rental company starts calling him from Singapore to return the vehicle. His funds have been depleted and he now sleeps in the rental car.</w:t>
-      </w:r>
-    </w:p>
-    <w:p>
-      <w:pPr>
-        <w:spacing w:after="240" w:before="240" w:lineRule="auto"/>
-        <w:rPr>
-          <w:sz w:val="28"/>
-          <w:szCs w:val="28"/>
-        </w:rPr>
-      </w:pPr>
-      <w:r>
-        <w:rPr>
-          <w:sz w:val="28"/>
-          <w:szCs w:val="28"/>
-          <w:rtl w:val="0"/>
-        </w:rPr>
-        <w:t xml:space="preserve">&lt;&lt;STOP CHAPTER 3 CONTINUATION&gt;&gt;</w:t>
       </w:r>
     </w:p>
     <w:p>
